--- a/docs/银行电话费用分摊系统_需求细化文档.docx
+++ b/docs/银行电话费用分摊系统_需求细化文档.docx
@@ -1828,6 +1828,58 @@
       <w:tr>
         <w:tc>
           <w:tcPr>
+            <w:tcW w:type="dxa" w:w="2400"/>
+            <w:tcBorders>
+              <w:top w:val="single" w:color="CCCCCC" w:sz="1"/>
+              <w:left w:val="single" w:color="CCCCCC" w:sz="1"/>
+              <w:bottom w:val="single" w:color="CCCCCC" w:sz="1"/>
+              <w:right w:val="single" w:color="CCCCCC" w:sz="1"/>
+            </w:tcBorders>
+            <w:vAlign w:val="center"/>
+          </w:tcPr>
+          <w:p>
+            <w:pPr>
+              <w:spacing w:after="40" w:before="40"/>
+            </w:pPr>
+            <w:r>
+              <w:rPr>
+                <w:rFonts w:ascii="Microsoft YaHei" w:cs="Microsoft YaHei" w:eastAsia="Microsoft YaHei" w:hAnsi="Microsoft YaHei"/>
+                <w:sz w:val="20"/>
+                <w:szCs w:val="20"/>
+              </w:rPr>
+              <w:t xml:space="preserve">例外号码</w:t>
+            </w:r>
+          </w:p>
+        </w:tc>
+        <w:tc>
+          <w:tcPr>
+            <w:tcW w:type="dxa" w:w="5160"/>
+            <w:tcBorders>
+              <w:top w:val="single" w:color="CCCCCC" w:sz="1"/>
+              <w:left w:val="single" w:color="CCCCCC" w:sz="1"/>
+              <w:bottom w:val="single" w:color="CCCCCC" w:sz="1"/>
+              <w:right w:val="single" w:color="CCCCCC" w:sz="1"/>
+            </w:tcBorders>
+            <w:vAlign w:val="center"/>
+          </w:tcPr>
+          <w:p>
+            <w:pPr>
+              <w:spacing w:after="40" w:before="40"/>
+            </w:pPr>
+            <w:r>
+              <w:rPr>
+                <w:rFonts w:ascii="Microsoft YaHei" w:cs="Microsoft YaHei" w:eastAsia="Microsoft YaHei" w:hAnsi="Microsoft YaHei"/>
+                <w:sz w:val="20"/>
+                <w:szCs w:val="20"/>
+              </w:rPr>
+              <w:t xml:space="preserve">P0例外号码独立管理，月份筛选+批次管理+详情</w:t>
+            </w:r>
+          </w:p>
+        </w:tc>
+      </w:tr>
+      <w:tr>
+        <w:tc>
+          <w:tcPr>
             <w:tcW w:type="dxa" w:w="2800"/>
             <w:tcBorders>
               <w:top w:val="single" w:color="CCCCCC" w:sz="1"/>
@@ -3003,6 +3055,60 @@
           <w:szCs w:val="20"/>
         </w:rPr>
         <w:t xml:space="preserve">导入时校验：组织ID必须存在，号码格式合法（11位手机或区号+座机号）</w:t>
+      </w:r>
+    </w:p>
+    <w:p>
+      <w:pPr>
+        <w:pStyle w:val="ListParagraph"/>
+        <w:numPr>
+          <w:ilvl w:val="0"/>
+          <w:numId w:val="6"/>
+        </w:numPr>
+        <w:spacing w:after="30" w:before="30"/>
+      </w:pPr>
+      <w:r>
+        <w:rPr>
+          <w:rFonts w:ascii="Microsoft YaHei" w:cs="Microsoft YaHei" w:eastAsia="Microsoft YaHei" w:hAnsi="Microsoft YaHei"/>
+          <w:sz w:val="20"/>
+          <w:szCs w:val="20"/>
+        </w:rPr>
+        <w:t xml:space="preserve">支持按月份筛选号码归属批次，导入时可选择账单月份</w:t>
+      </w:r>
+    </w:p>
+    <w:p>
+      <w:pPr>
+        <w:pStyle w:val="ListParagraph"/>
+        <w:numPr>
+          <w:ilvl w:val="0"/>
+          <w:numId w:val="6"/>
+        </w:numPr>
+        <w:spacing w:after="30" w:before="30"/>
+      </w:pPr>
+      <w:r>
+        <w:rPr>
+          <w:rFonts w:ascii="Microsoft YaHei" w:cs="Microsoft YaHei" w:eastAsia="Microsoft YaHei" w:hAnsi="Microsoft YaHei"/>
+          <w:sz w:val="20"/>
+          <w:szCs w:val="20"/>
+        </w:rPr>
+        <w:t xml:space="preserve">号码归属明细支持服务端搜索+分页查询</w:t>
+      </w:r>
+    </w:p>
+    <w:p>
+      <w:pPr>
+        <w:pStyle w:val="ListParagraph"/>
+        <w:numPr>
+          <w:ilvl w:val="0"/>
+          <w:numId w:val="6"/>
+        </w:numPr>
+        <w:spacing w:after="30" w:before="30"/>
+      </w:pPr>
+      <w:r>
+        <w:rPr>
+          <w:rFonts w:ascii="Microsoft YaHei" w:cs="Microsoft YaHei" w:eastAsia="Microsoft YaHei" w:hAnsi="Microsoft YaHei"/>
+          <w:sz w:val="20"/>
+          <w:szCs w:val="20"/>
+        </w:rPr>
+        <w:t xml:space="preserve">例外号码（P0）独立页面管理，支持月份筛选、批次列表、例外详情（差异对比/编辑原因/同步/解除/批量解除）</w:t>
       </w:r>
     </w:p>
     <w:p>
@@ -18175,6 +18281,237 @@
                 <w:szCs w:val="20"/>
               </w:rPr>
               <w:t xml:space="preserve">查询操作日志</w:t>
+            </w:r>
+          </w:p>
+        </w:tc>
+      </w:tr>
+      <w:tr>
+        <w:tc>
+          <w:tcPr>
+            <w:tcW w:type="dxa" w:w="1200"/>
+            <w:tcBorders>
+              <w:top w:val="single" w:color="CCCCCC" w:sz="1"/>
+              <w:left w:val="single" w:color="CCCCCC" w:sz="1"/>
+              <w:bottom w:val="single" w:color="CCCCCC" w:sz="1"/>
+              <w:right w:val="single" w:color="CCCCCC" w:sz="1"/>
+            </w:tcBorders>
+            <w:vAlign w:val="center"/>
+          </w:tcPr>
+          <w:p>
+            <w:pPr>
+              <w:spacing w:after="40" w:before="40"/>
+            </w:pPr>
+            <w:r>
+              <w:rPr>
+                <w:rFonts w:ascii="Microsoft YaHei" w:cs="Microsoft YaHei" w:eastAsia="Microsoft YaHei" w:hAnsi="Microsoft YaHei"/>
+                <w:sz w:val="20"/>
+                <w:szCs w:val="20"/>
+              </w:rPr>
+              <w:t xml:space="preserve">GET</w:t>
+            </w:r>
+          </w:p>
+        </w:tc>
+        <w:tc>
+          <w:tcPr>
+            <w:tcW w:type="dxa" w:w="3200"/>
+            <w:tcBorders>
+              <w:top w:val="single" w:color="CCCCCC" w:sz="1"/>
+              <w:left w:val="single" w:color="CCCCCC" w:sz="1"/>
+              <w:bottom w:val="single" w:color="CCCCCC" w:sz="1"/>
+              <w:right w:val="single" w:color="CCCCCC" w:sz="1"/>
+            </w:tcBorders>
+            <w:vAlign w:val="center"/>
+          </w:tcPr>
+          <w:p>
+            <w:pPr>
+              <w:spacing w:after="40" w:before="40"/>
+            </w:pPr>
+            <w:r>
+              <w:rPr>
+                <w:rFonts w:ascii="Microsoft YaHei" w:cs="Microsoft YaHei" w:eastAsia="Microsoft YaHei" w:hAnsi="Microsoft YaHei"/>
+                <w:sz w:val="20"/>
+                <w:szCs w:val="20"/>
+              </w:rPr>
+              <w:t xml:space="preserve">/api/import/ownership/months</w:t>
+            </w:r>
+          </w:p>
+        </w:tc>
+        <w:tc>
+          <w:tcPr>
+            <w:tcW w:type="dxa" w:w="4960"/>
+            <w:tcBorders>
+              <w:top w:val="single" w:color="CCCCCC" w:sz="1"/>
+              <w:left w:val="single" w:color="CCCCCC" w:sz="1"/>
+              <w:bottom w:val="single" w:color="CCCCCC" w:sz="1"/>
+              <w:right w:val="single" w:color="CCCCCC" w:sz="1"/>
+            </w:tcBorders>
+            <w:vAlign w:val="center"/>
+          </w:tcPr>
+          <w:p>
+            <w:pPr>
+              <w:spacing w:after="40" w:before="40"/>
+            </w:pPr>
+            <w:r>
+              <w:rPr>
+                <w:rFonts w:ascii="Microsoft YaHei" w:cs="Microsoft YaHei" w:eastAsia="Microsoft YaHei" w:hAnsi="Microsoft YaHei"/>
+                <w:sz w:val="20"/>
+                <w:szCs w:val="20"/>
+              </w:rPr>
+              <w:t xml:space="preserve">获取号码归属已导入月份</w:t>
+            </w:r>
+          </w:p>
+        </w:tc>
+      </w:tr>
+      <w:tr>
+        <w:tc>
+          <w:tcPr>
+            <w:tcW w:type="dxa" w:w="1200"/>
+            <w:tcBorders>
+              <w:top w:val="single" w:color="CCCCCC" w:sz="1"/>
+              <w:left w:val="single" w:color="CCCCCC" w:sz="1"/>
+              <w:bottom w:val="single" w:color="CCCCCC" w:sz="1"/>
+              <w:right w:val="single" w:color="CCCCCC" w:sz="1"/>
+            </w:tcBorders>
+            <w:vAlign w:val="center"/>
+          </w:tcPr>
+          <w:p>
+            <w:pPr>
+              <w:spacing w:after="40" w:before="40"/>
+            </w:pPr>
+            <w:r>
+              <w:rPr>
+                <w:rFonts w:ascii="Microsoft YaHei" w:cs="Microsoft YaHei" w:eastAsia="Microsoft YaHei" w:hAnsi="Microsoft YaHei"/>
+                <w:sz w:val="20"/>
+                <w:szCs w:val="20"/>
+              </w:rPr>
+              <w:t xml:space="preserve">GET</w:t>
+            </w:r>
+          </w:p>
+        </w:tc>
+        <w:tc>
+          <w:tcPr>
+            <w:tcW w:type="dxa" w:w="3200"/>
+            <w:tcBorders>
+              <w:top w:val="single" w:color="CCCCCC" w:sz="1"/>
+              <w:left w:val="single" w:color="CCCCCC" w:sz="1"/>
+              <w:bottom w:val="single" w:color="CCCCCC" w:sz="1"/>
+              <w:right w:val="single" w:color="CCCCCC" w:sz="1"/>
+            </w:tcBorders>
+            <w:vAlign w:val="center"/>
+          </w:tcPr>
+          <w:p>
+            <w:pPr>
+              <w:spacing w:after="40" w:before="40"/>
+            </w:pPr>
+            <w:r>
+              <w:rPr>
+                <w:rFonts w:ascii="Microsoft YaHei" w:cs="Microsoft YaHei" w:eastAsia="Microsoft YaHei" w:hAnsi="Microsoft YaHei"/>
+                <w:sz w:val="20"/>
+                <w:szCs w:val="20"/>
+              </w:rPr>
+              <w:t xml:space="preserve">/api/import/ownership/batches</w:t>
+            </w:r>
+          </w:p>
+        </w:tc>
+        <w:tc>
+          <w:tcPr>
+            <w:tcW w:type="dxa" w:w="4960"/>
+            <w:tcBorders>
+              <w:top w:val="single" w:color="CCCCCC" w:sz="1"/>
+              <w:left w:val="single" w:color="CCCCCC" w:sz="1"/>
+              <w:bottom w:val="single" w:color="CCCCCC" w:sz="1"/>
+              <w:right w:val="single" w:color="CCCCCC" w:sz="1"/>
+            </w:tcBorders>
+            <w:vAlign w:val="center"/>
+          </w:tcPr>
+          <w:p>
+            <w:pPr>
+              <w:spacing w:after="40" w:before="40"/>
+            </w:pPr>
+            <w:r>
+              <w:rPr>
+                <w:rFonts w:ascii="Microsoft YaHei" w:cs="Microsoft YaHei" w:eastAsia="Microsoft YaHei" w:hAnsi="Microsoft YaHei"/>
+                <w:sz w:val="20"/>
+                <w:szCs w:val="20"/>
+              </w:rPr>
+              <w:t xml:space="preserve">获取号码归属批次列表（支持billing_month筛选）</w:t>
+            </w:r>
+          </w:p>
+        </w:tc>
+      </w:tr>
+      <w:tr>
+        <w:tc>
+          <w:tcPr>
+            <w:tcW w:type="dxa" w:w="1200"/>
+            <w:tcBorders>
+              <w:top w:val="single" w:color="CCCCCC" w:sz="1"/>
+              <w:left w:val="single" w:color="CCCCCC" w:sz="1"/>
+              <w:bottom w:val="single" w:color="CCCCCC" w:sz="1"/>
+              <w:right w:val="single" w:color="CCCCCC" w:sz="1"/>
+            </w:tcBorders>
+            <w:vAlign w:val="center"/>
+          </w:tcPr>
+          <w:p>
+            <w:pPr>
+              <w:spacing w:after="40" w:before="40"/>
+            </w:pPr>
+            <w:r>
+              <w:rPr>
+                <w:rFonts w:ascii="Microsoft YaHei" w:cs="Microsoft YaHei" w:eastAsia="Microsoft YaHei" w:hAnsi="Microsoft YaHei"/>
+                <w:sz w:val="20"/>
+                <w:szCs w:val="20"/>
+              </w:rPr>
+              <w:t xml:space="preserve">GET</w:t>
+            </w:r>
+          </w:p>
+        </w:tc>
+        <w:tc>
+          <w:tcPr>
+            <w:tcW w:type="dxa" w:w="3200"/>
+            <w:tcBorders>
+              <w:top w:val="single" w:color="CCCCCC" w:sz="1"/>
+              <w:left w:val="single" w:color="CCCCCC" w:sz="1"/>
+              <w:bottom w:val="single" w:color="CCCCCC" w:sz="1"/>
+              <w:right w:val="single" w:color="CCCCCC" w:sz="1"/>
+            </w:tcBorders>
+            <w:vAlign w:val="center"/>
+          </w:tcPr>
+          <w:p>
+            <w:pPr>
+              <w:spacing w:after="40" w:before="40"/>
+            </w:pPr>
+            <w:r>
+              <w:rPr>
+                <w:rFonts w:ascii="Microsoft YaHei" w:cs="Microsoft YaHei" w:eastAsia="Microsoft YaHei" w:hAnsi="Microsoft YaHei"/>
+                <w:sz w:val="20"/>
+                <w:szCs w:val="20"/>
+              </w:rPr>
+              <w:t xml:space="preserve">/api/import/ownership/entries-by-month</w:t>
+            </w:r>
+          </w:p>
+        </w:tc>
+        <w:tc>
+          <w:tcPr>
+            <w:tcW w:type="dxa" w:w="4960"/>
+            <w:tcBorders>
+              <w:top w:val="single" w:color="CCCCCC" w:sz="1"/>
+              <w:left w:val="single" w:color="CCCCCC" w:sz="1"/>
+              <w:bottom w:val="single" w:color="CCCCCC" w:sz="1"/>
+              <w:right w:val="single" w:color="CCCCCC" w:sz="1"/>
+            </w:tcBorders>
+            <w:vAlign w:val="center"/>
+          </w:tcPr>
+          <w:p>
+            <w:pPr>
+              <w:spacing w:after="40" w:before="40"/>
+            </w:pPr>
+            <w:r>
+              <w:rPr>
+                <w:rFonts w:ascii="Microsoft YaHei" w:cs="Microsoft YaHei" w:eastAsia="Microsoft YaHei" w:hAnsi="Microsoft YaHei"/>
+                <w:sz w:val="20"/>
+                <w:szCs w:val="20"/>
+              </w:rPr>
+              <w:t xml:space="preserve">按月份查询号码归属明细（服务端分页+搜索）</w:t>
             </w:r>
           </w:p>
         </w:tc>
@@ -20885,6 +21222,14 @@
     </w:lvlOverride>
   </w:num>
 </w:numbering>
+</file>
+
+<file path=word/people.xml><?xml version="1.0" encoding="utf-8"?>
+<w15:people xmlns:w15="http://schemas.microsoft.com/office/word/2012/wordml">
+  <w15:person w15:author="TeleAgent">
+    <w15:presenceInfo w15:providerId="None" w15:userId="TeleAgent"/>
+  </w15:person>
+</w15:people>
 </file>
 
 <file path=word/styles.xml><?xml version="1.0" encoding="utf-8"?>
